--- a/THESIS DOCUMENTATION/Project_FALCON_Sensor_List.docx
+++ b/THESIS DOCUMENTATION/Project_FALCON_Sensor_List.docx
@@ -11,8 +11,7 @@
         <w:rPr/>
       </w:pPr>
       <w:r>
-        <w:rPr/>
-        <w:t>Project FALCON Complete Sensor List</w:t>
+        <w:t>Project FALCON Sensor and Monitoring Baseline — v6.1</w:t>
       </w:r>
     </w:p>
     <w:p>
@@ -35,8 +34,7 @@
         <w:rPr/>
       </w:pPr>
       <w:r>
-        <w:rPr/>
-        <w:t>This document separates the approved Phase 1 sensor baseline from optional and future upgrades. Physical integration and calibration are still pending. A sensor must not be described as installed, accurate, or field-validated until supporting test evidence is available.</w:t>
+        <w:t>This document follows docs/PROJECT_CONTEXT.md v6.1. It separates the required Phase 1 baseline from supporting, health, security, and future functions. Physical integration and calibration remain pending.</w:t>
       </w:r>
     </w:p>
     <w:p>
@@ -59,8 +57,7 @@
         <w:rPr/>
       </w:pPr>
       <w:r>
-        <w:rPr/>
-        <w:t>These sensors provide the primary coastal, movement, location, and weather observations required by Project FALCON.</w:t>
+        <w:t>The required Phase 1 sensing functions are water pressure, GPS position, wind speed, and wind direction.</w:t>
       </w:r>
     </w:p>
     <w:tbl>
@@ -201,15 +198,7 @@
             <w:vAlign w:val="center"/>
           </w:tcPr>
           <w:p>
-            <w:pPr>
-              <w:pStyle w:val="TableContents"/>
-              <w:bidi w:val="0"/>
-              <w:spacing w:before="0" w:after="283"/>
-              <w:jc w:val="end"/>
-              <w:rPr/>
-            </w:pPr>
-            <w:r>
-              <w:rPr/>
+            <w:r>
               <w:t>1</w:t>
             </w:r>
           </w:p>
@@ -221,16 +210,8 @@
             <w:vAlign w:val="center"/>
           </w:tcPr>
           <w:p>
-            <w:pPr>
-              <w:pStyle w:val="TableContents"/>
-              <w:bidi w:val="0"/>
-              <w:spacing w:before="0" w:after="283"/>
-              <w:jc w:val="start"/>
-              <w:rPr/>
-            </w:pPr>
-            <w:r>
-              <w:rPr/>
-              <w:t>Inertial Measurement Unit</w:t>
+            <w:r>
+              <w:t>Water-pressure sensor</w:t>
             </w:r>
           </w:p>
         </w:tc>
@@ -241,16 +222,8 @@
             <w:vAlign w:val="center"/>
           </w:tcPr>
           <w:p>
-            <w:pPr>
-              <w:pStyle w:val="TableContents"/>
-              <w:bidi w:val="0"/>
-              <w:spacing w:before="0" w:after="283"/>
-              <w:jc w:val="start"/>
-              <w:rPr/>
-            </w:pPr>
-            <w:r>
-              <w:rPr/>
-              <w:t>Adafruit BNO085</w:t>
+            <w:r>
+              <w:t>Bar02 or compatible; exact model to be verified</w:t>
             </w:r>
           </w:p>
         </w:tc>
@@ -261,16 +234,8 @@
             <w:vAlign w:val="center"/>
           </w:tcPr>
           <w:p>
-            <w:pPr>
-              <w:pStyle w:val="TableContents"/>
-              <w:bidi w:val="0"/>
-              <w:spacing w:before="0" w:after="283"/>
-              <w:jc w:val="start"/>
-              <w:rPr/>
-            </w:pPr>
-            <w:r>
-              <w:rPr/>
-              <w:t>SPI preferred</w:t>
+            <w:r>
+              <w:t>I2C</w:t>
             </w:r>
           </w:p>
         </w:tc>
@@ -281,17 +246,8 @@
             <w:vAlign w:val="center"/>
           </w:tcPr>
           <w:p>
-            <w:pPr>
-              <w:pStyle w:val="TableContents"/>
-              <w:bidi w:val="0"/>
-              <w:spacing w:before="0" w:after="283"/>
-              <w:ind w:hanging="0" w:start="0" w:end="0"/>
-              <w:jc w:val="start"/>
-              <w:rPr/>
-            </w:pPr>
-            <w:r>
-              <w:rPr/>
-              <w:t>Roll, pitch, yaw, acceleration, orientation, and buoy-motion features</w:t>
+            <w:r>
+              <w:t>Raw/filtered pressure and calibrated estimated-wave support</w:t>
             </w:r>
           </w:p>
         </w:tc>
@@ -305,15 +261,7 @@
             <w:vAlign w:val="center"/>
           </w:tcPr>
           <w:p>
-            <w:pPr>
-              <w:pStyle w:val="TableContents"/>
-              <w:bidi w:val="0"/>
-              <w:spacing w:before="0" w:after="283"/>
-              <w:jc w:val="end"/>
-              <w:rPr/>
-            </w:pPr>
-            <w:r>
-              <w:rPr/>
+            <w:r>
               <w:t>2</w:t>
             </w:r>
           </w:p>
@@ -325,16 +273,8 @@
             <w:vAlign w:val="center"/>
           </w:tcPr>
           <w:p>
-            <w:pPr>
-              <w:pStyle w:val="TableContents"/>
-              <w:bidi w:val="0"/>
-              <w:spacing w:before="0" w:after="283"/>
-              <w:jc w:val="start"/>
-              <w:rPr/>
-            </w:pPr>
-            <w:r>
-              <w:rPr/>
-              <w:t>Water-pressure sensor</w:t>
+            <w:r>
+              <w:t>GPS receiver</w:t>
             </w:r>
           </w:p>
         </w:tc>
@@ -345,16 +285,8 @@
             <w:vAlign w:val="center"/>
           </w:tcPr>
           <w:p>
-            <w:pPr>
-              <w:pStyle w:val="TableContents"/>
-              <w:bidi w:val="0"/>
-              <w:spacing w:before="0" w:after="283"/>
-              <w:jc w:val="start"/>
-              <w:rPr/>
-            </w:pPr>
-            <w:r>
-              <w:rPr/>
-              <w:t>Blue Robotics Bar02 R2</w:t>
+            <w:r>
+              <w:t>Exact model TBD</w:t>
             </w:r>
           </w:p>
         </w:tc>
@@ -365,16 +297,8 @@
             <w:vAlign w:val="center"/>
           </w:tcPr>
           <w:p>
-            <w:pPr>
-              <w:pStyle w:val="TableContents"/>
-              <w:bidi w:val="0"/>
-              <w:spacing w:before="0" w:after="283"/>
-              <w:jc w:val="start"/>
-              <w:rPr/>
-            </w:pPr>
-            <w:r>
-              <w:rPr/>
-              <w:t>I2C</w:t>
+            <w:r>
+              <w:t>UART</w:t>
             </w:r>
           </w:p>
         </w:tc>
@@ -385,17 +309,8 @@
             <w:vAlign w:val="center"/>
           </w:tcPr>
           <w:p>
-            <w:pPr>
-              <w:pStyle w:val="TableContents"/>
-              <w:bidi w:val="0"/>
-              <w:spacing w:before="0" w:after="283"/>
-              <w:ind w:hanging="0" w:start="0" w:end="0"/>
-              <w:jc w:val="start"/>
-              <w:rPr/>
-            </w:pPr>
-            <w:r>
-              <w:rPr/>
-              <w:t>Underwater-pressure changes, wave characteristics, and wave-height estimation support</w:t>
+            <w:r>
+              <w:t>Position, UTC, fix validity, satellite state, and persistent geofence</w:t>
             </w:r>
           </w:p>
         </w:tc>
@@ -409,15 +324,7 @@
             <w:vAlign w:val="center"/>
           </w:tcPr>
           <w:p>
-            <w:pPr>
-              <w:pStyle w:val="TableContents"/>
-              <w:bidi w:val="0"/>
-              <w:spacing w:before="0" w:after="283"/>
-              <w:jc w:val="end"/>
-              <w:rPr/>
-            </w:pPr>
-            <w:r>
-              <w:rPr/>
+            <w:r>
               <w:t>3</w:t>
             </w:r>
           </w:p>
@@ -429,15 +336,7 @@
             <w:vAlign w:val="center"/>
           </w:tcPr>
           <w:p>
-            <w:pPr>
-              <w:pStyle w:val="TableContents"/>
-              <w:bidi w:val="0"/>
-              <w:spacing w:before="0" w:after="283"/>
-              <w:jc w:val="start"/>
-              <w:rPr/>
-            </w:pPr>
-            <w:r>
-              <w:rPr/>
+            <w:r>
               <w:t>Wind-speed sensor</w:t>
             </w:r>
           </w:p>
@@ -449,16 +348,8 @@
             <w:vAlign w:val="center"/>
           </w:tcPr>
           <w:p>
-            <w:pPr>
-              <w:pStyle w:val="TableContents"/>
-              <w:bidi w:val="0"/>
-              <w:spacing w:before="0" w:after="283"/>
-              <w:jc w:val="start"/>
-              <w:rPr/>
-            </w:pPr>
-            <w:r>
-              <w:rPr/>
-              <w:t>SparkFun Weather Meter anemometer</w:t>
+            <w:r>
+              <w:t>Exact model TBD</w:t>
             </w:r>
           </w:p>
         </w:tc>
@@ -469,15 +360,7 @@
             <w:vAlign w:val="center"/>
           </w:tcPr>
           <w:p>
-            <w:pPr>
-              <w:pStyle w:val="TableContents"/>
-              <w:bidi w:val="0"/>
-              <w:spacing w:before="0" w:after="283"/>
-              <w:jc w:val="start"/>
-              <w:rPr/>
-            </w:pPr>
-            <w:r>
-              <w:rPr/>
+            <w:r>
               <w:t>Pulse/GPIO</w:t>
             </w:r>
           </w:p>
@@ -489,17 +372,8 @@
             <w:vAlign w:val="center"/>
           </w:tcPr>
           <w:p>
-            <w:pPr>
-              <w:pStyle w:val="TableContents"/>
-              <w:bidi w:val="0"/>
-              <w:spacing w:before="0" w:after="283"/>
-              <w:ind w:hanging="0" w:start="0" w:end="0"/>
-              <w:jc w:val="start"/>
-              <w:rPr/>
-            </w:pPr>
-            <w:r>
-              <w:rPr/>
-              <w:t>Local wind speed and wave-development context</w:t>
+            <w:r>
+              <w:t>Local wind speed</w:t>
             </w:r>
           </w:p>
         </w:tc>
@@ -513,15 +387,7 @@
             <w:vAlign w:val="center"/>
           </w:tcPr>
           <w:p>
-            <w:pPr>
-              <w:pStyle w:val="TableContents"/>
-              <w:bidi w:val="0"/>
-              <w:spacing w:before="0" w:after="283"/>
-              <w:jc w:val="end"/>
-              <w:rPr/>
-            </w:pPr>
-            <w:r>
-              <w:rPr/>
+            <w:r>
               <w:t>4</w:t>
             </w:r>
           </w:p>
@@ -533,15 +399,7 @@
             <w:vAlign w:val="center"/>
           </w:tcPr>
           <w:p>
-            <w:pPr>
-              <w:pStyle w:val="TableContents"/>
-              <w:bidi w:val="0"/>
-              <w:spacing w:before="0" w:after="283"/>
-              <w:jc w:val="start"/>
-              <w:rPr/>
-            </w:pPr>
-            <w:r>
-              <w:rPr/>
+            <w:r>
               <w:t>Wind-direction sensor</w:t>
             </w:r>
           </w:p>
@@ -553,16 +411,8 @@
             <w:vAlign w:val="center"/>
           </w:tcPr>
           <w:p>
-            <w:pPr>
-              <w:pStyle w:val="TableContents"/>
-              <w:bidi w:val="0"/>
-              <w:spacing w:before="0" w:after="283"/>
-              <w:jc w:val="start"/>
-              <w:rPr/>
-            </w:pPr>
-            <w:r>
-              <w:rPr/>
-              <w:t>SparkFun Weather Meter wind vane</w:t>
+            <w:r>
+              <w:t>Exact model TBD</w:t>
             </w:r>
           </w:p>
         </w:tc>
@@ -573,16 +423,8 @@
             <w:vAlign w:val="center"/>
           </w:tcPr>
           <w:p>
-            <w:pPr>
-              <w:pStyle w:val="TableContents"/>
-              <w:bidi w:val="0"/>
-              <w:spacing w:before="0" w:after="283"/>
-              <w:jc w:val="start"/>
-              <w:rPr/>
-            </w:pPr>
-            <w:r>
-              <w:rPr/>
-              <w:t>Analog through ADS1115</w:t>
+            <w:r>
+              <w:t>Analog/ADC</w:t>
             </w:r>
           </w:p>
         </w:tc>
@@ -593,120 +435,8 @@
             <w:vAlign w:val="center"/>
           </w:tcPr>
           <w:p>
-            <w:pPr>
-              <w:pStyle w:val="TableContents"/>
-              <w:bidi w:val="0"/>
-              <w:spacing w:before="0" w:after="283"/>
-              <w:ind w:hanging="0" w:start="0" w:end="0"/>
-              <w:jc w:val="start"/>
-              <w:rPr/>
-            </w:pPr>
-            <w:r>
-              <w:rPr/>
-              <w:t>Wind direction and directional wave context</w:t>
-            </w:r>
-          </w:p>
-        </w:tc>
-      </w:tr>
-      <w:tr>
-        <w:trPr/>
-        <w:tc>
-          <w:tcPr>
-            <w:tcW w:w="466" w:type="dxa"/>
-            <w:tcBorders/>
-            <w:vAlign w:val="center"/>
-          </w:tcPr>
-          <w:p>
-            <w:pPr>
-              <w:pStyle w:val="TableContents"/>
-              <w:bidi w:val="0"/>
-              <w:spacing w:before="0" w:after="283"/>
-              <w:jc w:val="end"/>
-              <w:rPr/>
-            </w:pPr>
-            <w:r>
-              <w:rPr/>
-              <w:t>5</w:t>
-            </w:r>
-          </w:p>
-        </w:tc>
-        <w:tc>
-          <w:tcPr>
-            <w:tcW w:w="2009" w:type="dxa"/>
-            <w:tcBorders/>
-            <w:vAlign w:val="center"/>
-          </w:tcPr>
-          <w:p>
-            <w:pPr>
-              <w:pStyle w:val="TableContents"/>
-              <w:bidi w:val="0"/>
-              <w:spacing w:before="0" w:after="283"/>
-              <w:jc w:val="start"/>
-              <w:rPr/>
-            </w:pPr>
-            <w:r>
-              <w:rPr/>
-              <w:t>GPS module</w:t>
-            </w:r>
-          </w:p>
-        </w:tc>
-        <w:tc>
-          <w:tcPr>
-            <w:tcW w:w="2325" w:type="dxa"/>
-            <w:tcBorders/>
-            <w:vAlign w:val="center"/>
-          </w:tcPr>
-          <w:p>
-            <w:pPr>
-              <w:pStyle w:val="TableContents"/>
-              <w:bidi w:val="0"/>
-              <w:spacing w:before="0" w:after="283"/>
-              <w:jc w:val="start"/>
-              <w:rPr/>
-            </w:pPr>
-            <w:r>
-              <w:rPr/>
-              <w:t>Adafruit Ultimate GPS</w:t>
-            </w:r>
-          </w:p>
-        </w:tc>
-        <w:tc>
-          <w:tcPr>
-            <w:tcW w:w="1714" w:type="dxa"/>
-            <w:tcBorders/>
-            <w:vAlign w:val="center"/>
-          </w:tcPr>
-          <w:p>
-            <w:pPr>
-              <w:pStyle w:val="TableContents"/>
-              <w:bidi w:val="0"/>
-              <w:spacing w:before="0" w:after="283"/>
-              <w:jc w:val="start"/>
-              <w:rPr/>
-            </w:pPr>
-            <w:r>
-              <w:rPr/>
-              <w:t>UART</w:t>
-            </w:r>
-          </w:p>
-        </w:tc>
-        <w:tc>
-          <w:tcPr>
-            <w:tcW w:w="4825" w:type="dxa"/>
-            <w:tcBorders/>
-            <w:vAlign w:val="center"/>
-          </w:tcPr>
-          <w:p>
-            <w:pPr>
-              <w:pStyle w:val="TableContents"/>
-              <w:bidi w:val="0"/>
-              <w:spacing w:before="0" w:after="283"/>
-              <w:jc w:val="start"/>
-              <w:rPr/>
-            </w:pPr>
-            <w:r>
-              <w:rPr/>
-              <w:t>Latitude, longitude, UTC time, satellite fix, and sustained buoy-drift assessment</w:t>
+            <w:r>
+              <w:t>Local wind direction</w:t>
             </w:r>
           </w:p>
         </w:tc>
@@ -720,8 +450,7 @@
         <w:rPr/>
       </w:pPr>
       <w:r>
-        <w:rPr/>
-        <w:t>The expected primary inputs for wave-prediction research are the synchronized BNO085 motion, Bar02 pressure, and wind measurements. Their actual contribution must be established using calibrated field data and chronological model testing.</w:t>
+        <w:t>Bar02 or a compatible pressure sensor is the primary wave-observation input. The system retains raw and filtered pressure, baseline, optional depth, estimated wave height, validity, timestamp/source, and calibration state.</w:t>
       </w:r>
     </w:p>
     <w:p>
@@ -886,15 +615,7 @@
             <w:vAlign w:val="center"/>
           </w:tcPr>
           <w:p>
-            <w:pPr>
-              <w:pStyle w:val="TableContents"/>
-              <w:bidi w:val="0"/>
-              <w:spacing w:before="0" w:after="283"/>
-              <w:jc w:val="end"/>
-              <w:rPr/>
-            </w:pPr>
-            <w:r>
-              <w:rPr/>
+            <w:r>
               <w:t>1</w:t>
             </w:r>
           </w:p>
@@ -906,16 +627,8 @@
             <w:vAlign w:val="center"/>
           </w:tcPr>
           <w:p>
-            <w:pPr>
-              <w:pStyle w:val="TableContents"/>
-              <w:bidi w:val="0"/>
-              <w:spacing w:before="0" w:after="283"/>
-              <w:jc w:val="start"/>
-              <w:rPr/>
-            </w:pPr>
-            <w:r>
-              <w:rPr/>
-              <w:t>Battery power monitor</w:t>
+            <w:r>
+              <w:t>Battery health monitor</w:t>
             </w:r>
           </w:p>
         </w:tc>
@@ -926,22 +639,8 @@
             <w:vAlign w:val="center"/>
           </w:tcPr>
           <w:p>
-            <w:pPr>
-              <w:pStyle w:val="TableContents"/>
-              <w:bidi w:val="0"/>
-              <w:spacing w:before="0" w:after="283"/>
-              <w:jc w:val="start"/>
-              <w:rPr/>
-            </w:pPr>
-            <w:r>
-              <w:rPr/>
-              <w:t xml:space="preserve">Adafruit INA260, address </w:t>
-            </w:r>
-            <w:r>
-              <w:rPr>
-                <w:rStyle w:val="SourceText"/>
-              </w:rPr>
-              <w:t>0x40</w:t>
+            <w:r>
+              <w:t>Exact design TBD</w:t>
             </w:r>
           </w:p>
         </w:tc>
@@ -952,16 +651,8 @@
             <w:vAlign w:val="center"/>
           </w:tcPr>
           <w:p>
-            <w:pPr>
-              <w:pStyle w:val="TableContents"/>
-              <w:bidi w:val="0"/>
-              <w:spacing w:before="0" w:after="283"/>
-              <w:jc w:val="start"/>
-              <w:rPr/>
-            </w:pPr>
-            <w:r>
-              <w:rPr/>
-              <w:t>I2C</w:t>
+            <w:r>
+              <w:t>Electrical interface TBD</w:t>
             </w:r>
           </w:p>
         </w:tc>
@@ -972,17 +663,8 @@
             <w:vAlign w:val="center"/>
           </w:tcPr>
           <w:p>
-            <w:pPr>
-              <w:pStyle w:val="TableContents"/>
-              <w:bidi w:val="0"/>
-              <w:spacing w:before="0" w:after="283"/>
-              <w:ind w:hanging="0" w:start="0" w:end="0"/>
-              <w:jc w:val="start"/>
-              <w:rPr/>
-            </w:pPr>
-            <w:r>
-              <w:rPr/>
-              <w:t>Battery voltage, current, power, and charging/discharging state</w:t>
+            <w:r>
+              <w:t>Battery voltage/current/power and charge state</w:t>
             </w:r>
           </w:p>
         </w:tc>
@@ -996,15 +678,7 @@
             <w:vAlign w:val="center"/>
           </w:tcPr>
           <w:p>
-            <w:pPr>
-              <w:pStyle w:val="TableContents"/>
-              <w:bidi w:val="0"/>
-              <w:spacing w:before="0" w:after="283"/>
-              <w:jc w:val="end"/>
-              <w:rPr/>
-            </w:pPr>
-            <w:r>
-              <w:rPr/>
+            <w:r>
               <w:t>2</w:t>
             </w:r>
           </w:p>
@@ -1016,16 +690,8 @@
             <w:vAlign w:val="center"/>
           </w:tcPr>
           <w:p>
-            <w:pPr>
-              <w:pStyle w:val="TableContents"/>
-              <w:bidi w:val="0"/>
-              <w:spacing w:before="0" w:after="283"/>
-              <w:jc w:val="start"/>
-              <w:rPr/>
-            </w:pPr>
-            <w:r>
-              <w:rPr/>
-              <w:t>Solar power monitor</w:t>
+            <w:r>
+              <w:t>Solar health monitor</w:t>
             </w:r>
           </w:p>
         </w:tc>
@@ -1036,22 +702,8 @@
             <w:vAlign w:val="center"/>
           </w:tcPr>
           <w:p>
-            <w:pPr>
-              <w:pStyle w:val="TableContents"/>
-              <w:bidi w:val="0"/>
-              <w:spacing w:before="0" w:after="283"/>
-              <w:jc w:val="start"/>
-              <w:rPr/>
-            </w:pPr>
-            <w:r>
-              <w:rPr/>
-              <w:t xml:space="preserve">Adafruit INA260, address </w:t>
-            </w:r>
-            <w:r>
-              <w:rPr>
-                <w:rStyle w:val="SourceText"/>
-              </w:rPr>
-              <w:t>0x41</w:t>
+            <w:r>
+              <w:t>Exact design TBD</w:t>
             </w:r>
           </w:p>
         </w:tc>
@@ -1062,16 +714,8 @@
             <w:vAlign w:val="center"/>
           </w:tcPr>
           <w:p>
-            <w:pPr>
-              <w:pStyle w:val="TableContents"/>
-              <w:bidi w:val="0"/>
-              <w:spacing w:before="0" w:after="283"/>
-              <w:jc w:val="start"/>
-              <w:rPr/>
-            </w:pPr>
-            <w:r>
-              <w:rPr/>
-              <w:t>I2C</w:t>
+            <w:r>
+              <w:t>Electrical interface TBD</w:t>
             </w:r>
           </w:p>
         </w:tc>
@@ -1082,17 +726,8 @@
             <w:vAlign w:val="center"/>
           </w:tcPr>
           <w:p>
-            <w:pPr>
-              <w:pStyle w:val="TableContents"/>
-              <w:bidi w:val="0"/>
-              <w:spacing w:before="0" w:after="283"/>
-              <w:ind w:hanging="0" w:start="0" w:end="0"/>
-              <w:jc w:val="start"/>
-              <w:rPr/>
-            </w:pPr>
-            <w:r>
-              <w:rPr/>
-              <w:t>Solar voltage, current, power, and charging performance</w:t>
+            <w:r>
+              <w:t>Solar charging and power status</w:t>
             </w:r>
           </w:p>
         </w:tc>
@@ -1106,15 +741,7 @@
             <w:vAlign w:val="center"/>
           </w:tcPr>
           <w:p>
-            <w:pPr>
-              <w:pStyle w:val="TableContents"/>
-              <w:bidi w:val="0"/>
-              <w:spacing w:before="0" w:after="283"/>
-              <w:jc w:val="end"/>
-              <w:rPr/>
-            </w:pPr>
-            <w:r>
-              <w:rPr/>
+            <w:r>
               <w:t>3</w:t>
             </w:r>
           </w:p>
@@ -1126,16 +753,8 @@
             <w:vAlign w:val="center"/>
           </w:tcPr>
           <w:p>
-            <w:pPr>
-              <w:pStyle w:val="TableContents"/>
-              <w:bidi w:val="0"/>
-              <w:spacing w:before="0" w:after="283"/>
-              <w:jc w:val="start"/>
-              <w:rPr/>
-            </w:pPr>
-            <w:r>
-              <w:rPr/>
-              <w:t>Internal-temperature sensor</w:t>
+            <w:r>
+              <w:t>Enclosure-temperature sensor</w:t>
             </w:r>
           </w:p>
         </w:tc>
@@ -1146,22 +765,8 @@
             <w:vAlign w:val="center"/>
           </w:tcPr>
           <w:p>
-            <w:pPr>
-              <w:pStyle w:val="TableContents"/>
-              <w:bidi w:val="0"/>
-              <w:spacing w:before="0" w:after="283"/>
-              <w:jc w:val="start"/>
-              <w:rPr/>
-            </w:pPr>
-            <w:r>
-              <w:rPr/>
-              <w:t xml:space="preserve">MCP9808, address </w:t>
-            </w:r>
-            <w:r>
-              <w:rPr>
-                <w:rStyle w:val="SourceText"/>
-              </w:rPr>
-              <w:t>0x18</w:t>
+            <w:r>
+              <w:t>Exact model TBD</w:t>
             </w:r>
           </w:p>
         </w:tc>
@@ -1172,16 +777,8 @@
             <w:vAlign w:val="center"/>
           </w:tcPr>
           <w:p>
-            <w:pPr>
-              <w:pStyle w:val="TableContents"/>
-              <w:bidi w:val="0"/>
-              <w:spacing w:before="0" w:after="283"/>
-              <w:jc w:val="start"/>
-              <w:rPr/>
-            </w:pPr>
-            <w:r>
-              <w:rPr/>
-              <w:t>I2C</w:t>
+            <w:r>
+              <w:t>Interface TBD</w:t>
             </w:r>
           </w:p>
         </w:tc>
@@ -1192,17 +789,8 @@
             <w:vAlign w:val="center"/>
           </w:tcPr>
           <w:p>
-            <w:pPr>
-              <w:pStyle w:val="TableContents"/>
-              <w:bidi w:val="0"/>
-              <w:spacing w:before="0" w:after="283"/>
-              <w:ind w:hanging="0" w:start="0" w:end="0"/>
-              <w:jc w:val="start"/>
-              <w:rPr/>
-            </w:pPr>
-            <w:r>
-              <w:rPr/>
-              <w:t>Electronics-enclosure temperature, thermal warning, and cooling-policy input</w:t>
+            <w:r>
+              <w:t>Thermal status and warning input</w:t>
             </w:r>
           </w:p>
         </w:tc>
@@ -1216,15 +804,7 @@
             <w:vAlign w:val="center"/>
           </w:tcPr>
           <w:p>
-            <w:pPr>
-              <w:pStyle w:val="TableContents"/>
-              <w:bidi w:val="0"/>
-              <w:spacing w:before="0" w:after="283"/>
-              <w:jc w:val="end"/>
-              <w:rPr/>
-            </w:pPr>
-            <w:r>
-              <w:rPr/>
+            <w:r>
               <w:t>4</w:t>
             </w:r>
           </w:p>
@@ -1236,15 +816,7 @@
             <w:vAlign w:val="center"/>
           </w:tcPr>
           <w:p>
-            <w:pPr>
-              <w:pStyle w:val="TableContents"/>
-              <w:bidi w:val="0"/>
-              <w:spacing w:before="0" w:after="283"/>
-              <w:jc w:val="start"/>
-              <w:rPr/>
-            </w:pPr>
-            <w:r>
-              <w:rPr/>
+            <w:r>
               <w:t>Water-temperature probe</w:t>
             </w:r>
           </w:p>
@@ -1256,16 +828,8 @@
             <w:vAlign w:val="center"/>
           </w:tcPr>
           <w:p>
-            <w:pPr>
-              <w:pStyle w:val="TableContents"/>
-              <w:bidi w:val="0"/>
-              <w:spacing w:before="0" w:after="283"/>
-              <w:jc w:val="start"/>
-              <w:rPr/>
-            </w:pPr>
-            <w:r>
-              <w:rPr/>
-              <w:t>Sealed DS18B20, optional</w:t>
+            <w:r>
+              <w:t>Sealed DS18B20</w:t>
             </w:r>
           </w:p>
         </w:tc>
@@ -1276,15 +840,7 @@
             <w:vAlign w:val="center"/>
           </w:tcPr>
           <w:p>
-            <w:pPr>
-              <w:pStyle w:val="TableContents"/>
-              <w:bidi w:val="0"/>
-              <w:spacing w:before="0" w:after="283"/>
-              <w:jc w:val="start"/>
-              <w:rPr/>
-            </w:pPr>
-            <w:r>
-              <w:rPr/>
+            <w:r>
               <w:t>One-Wire</w:t>
             </w:r>
           </w:p>
@@ -1296,16 +852,8 @@
             <w:vAlign w:val="center"/>
           </w:tcPr>
           <w:p>
-            <w:pPr>
-              <w:pStyle w:val="TableContents"/>
-              <w:bidi w:val="0"/>
-              <w:spacing w:before="0" w:after="283"/>
-              <w:jc w:val="start"/>
-              <w:rPr/>
-            </w:pPr>
-            <w:r>
-              <w:rPr/>
-              <w:t>Water-temperature context and possible pressure-compensation support</w:t>
+            <w:r>
+              <w:t>Supporting water-temperature context</w:t>
             </w:r>
           </w:p>
         </w:tc>
@@ -1562,16 +1110,8 @@
             <w:vAlign w:val="center"/>
           </w:tcPr>
           <w:p>
-            <w:pPr>
-              <w:pStyle w:val="TableContents"/>
-              <w:bidi w:val="0"/>
-              <w:spacing w:before="0" w:after="283"/>
-              <w:jc w:val="start"/>
-              <w:rPr/>
-            </w:pPr>
-            <w:r>
-              <w:rPr/>
-              <w:t>pH sensor</w:t>
+            <w:r>
+              <w:t>BNO085 or other IMU</w:t>
             </w:r>
           </w:p>
         </w:tc>
@@ -1582,16 +1122,8 @@
             <w:vAlign w:val="center"/>
           </w:tcPr>
           <w:p>
-            <w:pPr>
-              <w:pStyle w:val="TableContents"/>
-              <w:bidi w:val="0"/>
-              <w:spacing w:before="0" w:after="283"/>
-              <w:jc w:val="start"/>
-              <w:rPr/>
-            </w:pPr>
-            <w:r>
-              <w:rPr/>
-              <w:t>Water acidity or alkalinity trend</w:t>
+            <w:r>
+              <w:t>Optional motion research only; not required for wave estimation</w:t>
             </w:r>
           </w:p>
         </w:tc>
@@ -1602,16 +1134,8 @@
             <w:vAlign w:val="center"/>
           </w:tcPr>
           <w:p>
-            <w:pPr>
-              <w:pStyle w:val="TableContents"/>
-              <w:bidi w:val="0"/>
-              <w:spacing w:before="0" w:after="283"/>
-              <w:jc w:val="start"/>
-              <w:rPr/>
-            </w:pPr>
-            <w:r>
-              <w:rPr/>
-              <w:t>Multi-point buffer calibration and temperature compensation</w:t>
+            <w:r>
+              <w:t>Separate approved objective, calibration, and validation</w:t>
             </w:r>
           </w:p>
         </w:tc>
@@ -2295,16 +1819,8 @@
             <w:vAlign w:val="center"/>
           </w:tcPr>
           <w:p>
-            <w:pPr>
-              <w:pStyle w:val="TableContents"/>
-              <w:bidi w:val="0"/>
-              <w:spacing w:before="0" w:after="283"/>
-              <w:jc w:val="start"/>
-              <w:rPr/>
-            </w:pPr>
-            <w:r>
-              <w:rPr/>
-              <w:t>Controlled leak detection and fault-response testing</w:t>
+            <w:r>
+              <w:t>Not in current baseline; requires approved scope and controlled validation</w:t>
             </w:r>
           </w:p>
         </w:tc>
@@ -2358,16 +1874,8 @@
             <w:vAlign w:val="center"/>
           </w:tcPr>
           <w:p>
-            <w:pPr>
-              <w:pStyle w:val="TableContents"/>
-              <w:bidi w:val="0"/>
-              <w:spacing w:before="0" w:after="283"/>
-              <w:jc w:val="start"/>
-              <w:rPr/>
-            </w:pPr>
-            <w:r>
-              <w:rPr/>
-              <w:t>Humidity reference and enclosure-placement testing</w:t>
+            <w:r>
+              <w:t>Not in current baseline; requires approved scope and controlled validation</w:t>
             </w:r>
           </w:p>
         </w:tc>
@@ -2671,16 +2179,8 @@
             <w:vAlign w:val="center"/>
           </w:tcPr>
           <w:p>
-            <w:pPr>
-              <w:pStyle w:val="TableContents"/>
-              <w:bidi w:val="0"/>
-              <w:spacing w:before="0" w:after="283"/>
-              <w:jc w:val="start"/>
-              <w:rPr/>
-            </w:pPr>
-            <w:r>
-              <w:rPr/>
-              <w:t>Receives ESP32 telemetry, stores records, performs edge processing and scikit-learn inference, and hosts the API and dashboard</w:t>
+            <w:r>
+              <w:t>Receives ESP32 telemetry, stores SQLite records, performs deterministic local processing, and hosts the REST API and dashboard; optional AI remains isolated and non-blocking</w:t>
             </w:r>
           </w:p>
         </w:tc>
@@ -2749,10 +2249,7 @@
         <w:rPr/>
       </w:pPr>
       <w:r>
-        <w:rPr>
-          <w:rStyle w:val="SourceText"/>
-        </w:rPr>
-        <w:t>text Main and Supporting Sensors | v ESP32 DevKit acquisition, calibration, validation and timestamping | USB serial telemetry | v Orange Pi Zero 3 4GB local database, processing, scikit-learn AI, API and alerts | v Local Dashboard | Future secure synchronization | v Cloud Service</w:t>
+        <w:t>Required and supporting inputs → ESP32 acquisition, calibration, validation, and timestamping → USB serial/UART → Orange Pi Zero 3 4GB → SQLite and deterministic local processing → REST API → local dashboard. Internet synchronization and AI are optional and non-blocking.</w:t>
       </w:r>
     </w:p>
     <w:p>
@@ -2807,8 +2304,7 @@
         <w:rPr/>
       </w:pPr>
       <w:r>
-        <w:rPr/>
-        <w:t xml:space="preserve">IMU acceleration or pressure alone must not be labeled as validated wave height. </w:t>
+        <w:t>Pressure-derived wave height must be labeled ESTIMATED and CALIBRATION REQUIRED until controlled validation is complete.</w:t>
       </w:r>
     </w:p>
     <w:p>
@@ -2873,8 +2369,7 @@
         <w:rPr/>
       </w:pPr>
       <w:r>
-        <w:rPr/>
-        <w:t xml:space="preserve">More sensors do not automatically create a more accurate AI model. </w:t>
+        <w:t>AI is optional and supporting; core monitoring, logging, security, and visualization must work without it.</w:t>
       </w:r>
     </w:p>
     <w:p>
@@ -2941,8 +2436,7 @@
         <w:rPr/>
       </w:pPr>
       <w:r>
-        <w:rPr/>
-        <w:t>The Phase 1 system uses five main sensing functions: buoy motion, water pressure, wind speed, wind direction, and GPS position. Battery, solar, enclosure temperature, and optional water temperature provide supporting system information. Additional water-quality, weather, acoustic, current, safety, and camera sensors remain conditional future upgrades.</w:t>
+        <w:t>Phase 1 requires pressure, GPS, wind speed, and wind direction. A sealed DS18B20 provides supporting water temperature. Battery, solar, and enclosure temperature are health channels. Security uses persistent GPS geofence, a generic vibration/tamper input, an enclosure reed or limit switch, and a buzzer. BNO085, load-cell/HX711 mooring tension, salinity/conductivity, and mandatory AI are not required baseline functions.</w:t>
       </w:r>
     </w:p>
     <w:sectPr>

--- a/THESIS DOCUMENTATION/Project_FALCON_Sensor_List.docx
+++ b/THESIS DOCUMENTATION/Project_FALCON_Sensor_List.docx
@@ -2,6 +2,51 @@
 <file path=word/document.xml><?xml version="1.0" encoding="utf-8"?>
 <w:document xmlns:o="urn:schemas-microsoft-com:office:office" xmlns:r="http://schemas.openxmlformats.org/officeDocument/2006/relationships" xmlns:v="urn:schemas-microsoft-com:vml" xmlns:w="http://schemas.openxmlformats.org/wordprocessingml/2006/main" xmlns:w10="urn:schemas-microsoft-com:office:word" xmlns:wp="http://schemas.openxmlformats.org/drawingml/2006/wordprocessingDrawing" xmlns:wps="http://schemas.microsoft.com/office/word/2010/wordprocessingShape" xmlns:wpg="http://schemas.microsoft.com/office/word/2010/wordprocessingGroup" xmlns:mc="http://schemas.openxmlformats.org/markup-compatibility/2006" xmlns:wp14="http://schemas.microsoft.com/office/word/2010/wordprocessingDrawing" xmlns:w14="http://schemas.microsoft.com/office/word/2010/wordml" xmlns:w15="http://schemas.microsoft.com/office/word/2012/wordml" mc:Ignorable="w14 wp14 w15">
   <w:body>
+    <w:p>
+      <w:pPr>
+        <w:spacing w:after="60"/>
+        <w:jc w:val="center"/>
+        <w:shd w:fill="0F766E"/>
+      </w:pPr>
+      <w:r>
+        <w:rPr>
+          <w:b/>
+          <w:color w:val="FFFFFF"/>
+          <w:sz w:val="20"/>
+        </w:rPr>
+        <w:t>PROJECT FALCON DOCUMENT-CONTROL UPDATE — 10 SEPTEMBER 2026</w:t>
+      </w:r>
+    </w:p>
+    <w:p>
+      <w:pPr>
+        <w:spacing w:after="60"/>
+        <w:jc w:val="center"/>
+        <w:shd w:fill="FEF3C7"/>
+      </w:pPr>
+      <w:r>
+        <w:rPr>
+          <w:b/>
+          <w:color w:val="B45309"/>
+          <w:sz w:val="18"/>
+        </w:rPr>
+        <w:t>STATUS OF THIS COPY: LEGACY / SUPERSEDED REFERENCE. Use BayStation.docx and docs/PROJECT_CONTEXT.md for the current thesis and architecture.</w:t>
+      </w:r>
+    </w:p>
+    <w:p>
+      <w:pPr>
+        <w:spacing w:after="60"/>
+        <w:jc w:val="center"/>
+        <w:shd w:fill="F3F4F6"/>
+      </w:pPr>
+      <w:r>
+        <w:rPr>
+          <w:b w:val="0"/>
+          <w:color w:val="374151"/>
+          <w:sz w:val="16"/>
+        </w:rPr>
+        <w:t>Current pressure-sensor baseline: Holykell HPT604 Type A, provisionally 0–2 mH2O vented gauge with 4–20 mA output, is the recommended long-duration deployment candidate. The exact order code, continuous-saltwater suitability, wetted materials, seal, cable and calibration must be confirmed before purchase. The protected 12 V loop requires a 150 ohm 0.1% shunt, input protection/filtering and a 3.3 V ADS1115 receiver. Bar02 is bench-only; its old I2C PCB and wiring are not fabrication-ready. No hardware is represented as purchased or field-validated.</w:t>
+      </w:r>
+    </w:p>
     <w:p>
       <w:pPr>
         <w:pStyle w:val="Heading1"/>
